--- a/public/templates/Справка1.docx
+++ b/public/templates/Справка1.docx
@@ -128,8 +128,6 @@
         </w:rPr>
         <w:t xml:space="preserve">проходит подготовку </w:t>
       </w:r>
-      <w:bookmarkStart w:id="0" w:name="_GoBack"/>
-      <w:bookmarkEnd w:id="0"/>
       <w:r>
         <w:rPr>
           <w:sz w:val="30"/>
@@ -683,17 +681,72 @@
     <w:p>
       <w:pPr>
         <w:tabs>
-          <w:tab w:val="left" w:pos="600"/>
-          <w:tab w:val="left" w:pos="3960"/>
-        </w:tabs>
-        <w:ind w:firstLine="567"/>
-        <w:jc w:val="both"/>
-        <w:rPr>
-          <w:sz w:val="30"/>
-          <w:szCs w:val="30"/>
-        </w:rPr>
-      </w:pPr>
-    </w:p>
+          <w:tab w:val="left" w:pos="916"/>
+          <w:tab w:val="left" w:pos="1832"/>
+          <w:tab w:val="left" w:pos="2748"/>
+          <w:tab w:val="left" w:pos="3664"/>
+          <w:tab w:val="left" w:pos="4580"/>
+          <w:tab w:val="left" w:pos="5496"/>
+          <w:tab w:val="left" w:pos="6412"/>
+          <w:tab w:val="left" w:pos="7328"/>
+          <w:tab w:val="left" w:pos="8244"/>
+          <w:tab w:val="left" w:pos="9160"/>
+          <w:tab w:val="left" w:pos="10076"/>
+          <w:tab w:val="left" w:pos="10992"/>
+          <w:tab w:val="left" w:pos="11908"/>
+          <w:tab w:val="left" w:pos="12824"/>
+          <w:tab w:val="left" w:pos="13740"/>
+          <w:tab w:val="left" w:pos="14656"/>
+        </w:tabs>
+        <w:wordWrap w:val="0"/>
+        <w:spacing w:line="330" w:lineRule="atLeast"/>
+        <w:rPr>
+          <w:sz w:val="28"/>
+          <w:szCs w:val="30"/>
+        </w:rPr>
+      </w:pPr>
+      <w:bookmarkStart w:id="0" w:name="_GoBack"/>
+    </w:p>
+    <w:p>
+      <w:pPr>
+        <w:tabs>
+          <w:tab w:val="left" w:pos="916"/>
+          <w:tab w:val="left" w:pos="1832"/>
+          <w:tab w:val="left" w:pos="2748"/>
+          <w:tab w:val="left" w:pos="3664"/>
+          <w:tab w:val="left" w:pos="4580"/>
+          <w:tab w:val="left" w:pos="5496"/>
+          <w:tab w:val="left" w:pos="6412"/>
+          <w:tab w:val="left" w:pos="7328"/>
+          <w:tab w:val="left" w:pos="8244"/>
+          <w:tab w:val="left" w:pos="9160"/>
+          <w:tab w:val="left" w:pos="10076"/>
+          <w:tab w:val="left" w:pos="10992"/>
+          <w:tab w:val="left" w:pos="11908"/>
+          <w:tab w:val="left" w:pos="12824"/>
+          <w:tab w:val="left" w:pos="13740"/>
+          <w:tab w:val="left" w:pos="14656"/>
+        </w:tabs>
+        <w:wordWrap w:val="0"/>
+        <w:spacing w:line="330" w:lineRule="atLeast"/>
+        <w:rPr>
+          <w:rFonts w:ascii="Consolas" w:hAnsi="Consolas" w:cs="Courier New"/>
+          <w:color w:val="0F1115"/>
+          <w:sz w:val="18"/>
+          <w:szCs w:val="20"/>
+        </w:rPr>
+      </w:pPr>
+      <w:r>
+        <w:rPr>
+          <w:rFonts w:ascii="Consolas" w:hAnsi="Consolas" w:cs="Courier New"/>
+          <w:color w:val="0F1115"/>
+          <w:sz w:val="18"/>
+          <w:szCs w:val="20"/>
+        </w:rPr>
+        <w:t>{{contactPerson}} {{contactPhone}}</w:t>
+      </w:r>
+    </w:p>
+    <w:bookmarkEnd w:id="0"/>
     <w:p>
       <w:pPr>
         <w:tabs>
@@ -706,20 +759,6 @@
           <w:szCs w:val="18"/>
         </w:rPr>
       </w:pPr>
-      <w:r>
-        <w:rPr>
-          <w:sz w:val="18"/>
-          <w:szCs w:val="18"/>
-        </w:rPr>
-        <w:t xml:space="preserve">Бакей </w:t>
-      </w:r>
-      <w:r>
-        <w:rPr>
-          <w:sz w:val="18"/>
-          <w:szCs w:val="18"/>
-        </w:rPr>
-        <w:t>311 27 44</w:t>
-      </w:r>
     </w:p>
     <w:sectPr>
       <w:footerReference w:type="even" r:id="rId7"/>
@@ -1456,6 +1495,51 @@
       <w:szCs w:val="16"/>
     </w:rPr>
   </w:style>
+  <w:style w:type="paragraph" w:styleId="HTML">
+    <w:name w:val="HTML Preformatted"/>
+    <w:basedOn w:val="a"/>
+    <w:link w:val="HTML0"/>
+    <w:uiPriority w:val="99"/>
+    <w:semiHidden/>
+    <w:unhideWhenUsed/>
+    <w:rsid w:val="006C519F"/>
+    <w:pPr>
+      <w:tabs>
+        <w:tab w:val="left" w:pos="916"/>
+        <w:tab w:val="left" w:pos="1832"/>
+        <w:tab w:val="left" w:pos="2748"/>
+        <w:tab w:val="left" w:pos="3664"/>
+        <w:tab w:val="left" w:pos="4580"/>
+        <w:tab w:val="left" w:pos="5496"/>
+        <w:tab w:val="left" w:pos="6412"/>
+        <w:tab w:val="left" w:pos="7328"/>
+        <w:tab w:val="left" w:pos="8244"/>
+        <w:tab w:val="left" w:pos="9160"/>
+        <w:tab w:val="left" w:pos="10076"/>
+        <w:tab w:val="left" w:pos="10992"/>
+        <w:tab w:val="left" w:pos="11908"/>
+        <w:tab w:val="left" w:pos="12824"/>
+        <w:tab w:val="left" w:pos="13740"/>
+        <w:tab w:val="left" w:pos="14656"/>
+      </w:tabs>
+    </w:pPr>
+    <w:rPr>
+      <w:rFonts w:ascii="Courier New" w:hAnsi="Courier New" w:cs="Courier New"/>
+      <w:sz w:val="20"/>
+      <w:szCs w:val="20"/>
+    </w:rPr>
+  </w:style>
+  <w:style w:type="character" w:customStyle="1" w:styleId="HTML0">
+    <w:name w:val="Стандартный HTML Знак"/>
+    <w:basedOn w:val="a0"/>
+    <w:link w:val="HTML"/>
+    <w:uiPriority w:val="99"/>
+    <w:semiHidden/>
+    <w:rsid w:val="006C519F"/>
+    <w:rPr>
+      <w:rFonts w:ascii="Courier New" w:hAnsi="Courier New" w:cs="Courier New"/>
+    </w:rPr>
+  </w:style>
 </w:styles>
 </file>
 
